--- a/878.2023-АСУ ТП на выдачу/Документы на выдачу/38. Ведомость расхода запасных частей, инструмента и принадлежностей.docx
+++ b/878.2023-АСУ ТП на выдачу/Документы на выдачу/38. Ведомость расхода запасных частей, инструмента и принадлежностей.docx
@@ -957,7 +957,7 @@
               <w:ind w:firstLine="0"/>
             </w:pPr>
             <w:r>
-              <w:t>1</w:t>
+              <w:t>2</w:t>
             </w:r>
           </w:p>
         </w:tc>
@@ -2837,6 +2837,658 @@
             </w:pPr>
             <w:r>
               <w:t>15</w:t>
+            </w:r>
+          </w:p>
+        </w:tc>
+        <w:tc>
+          <w:tcPr>
+            <w:tcW w:w="1701" w:type="dxa"/>
+            <w:vAlign w:val="center"/>
+          </w:tcPr>
+          <w:p>
+            <w:pPr>
+              <w:pStyle w:val="34fffa"/>
+              <w:spacing w:line="240" w:lineRule="auto"/>
+              <w:ind w:firstLine="0"/>
+            </w:pPr>
+          </w:p>
+        </w:tc>
+      </w:tr>
+      <w:tr>
+        <w:tc>
+          <w:tcPr>
+            <w:tcW w:w="458" w:type="dxa"/>
+            <w:vAlign w:val="center"/>
+          </w:tcPr>
+          <w:p>
+            <w:pPr>
+              <w:pStyle w:val="34fffa"/>
+              <w:spacing w:line="240" w:lineRule="auto"/>
+              <w:ind w:firstLine="0"/>
+              <w:rPr>
+                <w:szCs w:val="24"/>
+                <w:lang w:val="en-US"/>
+              </w:rPr>
+            </w:pPr>
+            <w:r>
+              <w:rPr>
+                <w:color w:val="000000"/>
+                <w:szCs w:val="24"/>
+              </w:rPr>
+              <w:t>20</w:t>
+            </w:r>
+          </w:p>
+        </w:tc>
+        <w:tc>
+          <w:tcPr>
+            <w:tcW w:w="3081" w:type="dxa"/>
+            <w:vAlign w:val="center"/>
+          </w:tcPr>
+          <w:p>
+            <w:pPr>
+              <w:pStyle w:val="34fffa"/>
+              <w:spacing w:line="240" w:lineRule="auto"/>
+              <w:ind w:firstLine="0"/>
+              <w:rPr>
+                <w:szCs w:val="24"/>
+              </w:rPr>
+            </w:pPr>
+            <w:r>
+              <w:rPr>
+                <w:color w:val="000000"/>
+                <w:szCs w:val="24"/>
+              </w:rPr>
+              <w:t>Комплект клавиатура + мышь</w:t>
+            </w:r>
+          </w:p>
+        </w:tc>
+        <w:tc>
+          <w:tcPr>
+            <w:tcW w:w="1418" w:type="dxa"/>
+            <w:vAlign w:val="center"/>
+          </w:tcPr>
+          <w:p>
+            <w:pPr>
+              <w:pStyle w:val="34fffa"/>
+              <w:spacing w:line="240" w:lineRule="auto"/>
+              <w:ind w:firstLine="0"/>
+              <w:rPr>
+                <w:szCs w:val="24"/>
+                <w:lang w:val="en-US"/>
+              </w:rPr>
+            </w:pPr>
+            <w:r>
+              <w:rPr>
+                <w:color w:val="000000"/>
+                <w:szCs w:val="24"/>
+                <w:lang w:val="en-US"/>
+              </w:rPr>
+              <w:t xml:space="preserve">Desktop </w:t>
+            </w:r>
+            <w:r>
+              <w:rPr>
+                <w:color w:val="000000"/>
+                <w:szCs w:val="24"/>
+              </w:rPr>
+              <w:t>MK120</w:t>
+            </w:r>
+          </w:p>
+        </w:tc>
+        <w:tc>
+          <w:tcPr>
+            <w:tcW w:w="1984" w:type="dxa"/>
+            <w:vAlign w:val="center"/>
+          </w:tcPr>
+          <w:p>
+            <w:pPr>
+              <w:pStyle w:val="34fffa"/>
+              <w:spacing w:line="240" w:lineRule="auto"/>
+              <w:ind w:firstLine="0"/>
+              <w:jc w:val="center"/>
+              <w:rPr>
+                <w:szCs w:val="24"/>
+              </w:rPr>
+            </w:pPr>
+            <w:r>
+              <w:rPr>
+                <w:color w:val="000000"/>
+                <w:szCs w:val="24"/>
+              </w:rPr>
+              <w:t>Logitech</w:t>
+            </w:r>
+          </w:p>
+        </w:tc>
+        <w:tc>
+          <w:tcPr>
+            <w:tcW w:w="709" w:type="dxa"/>
+            <w:vAlign w:val="center"/>
+          </w:tcPr>
+          <w:p>
+            <w:pPr>
+              <w:pStyle w:val="34fffa"/>
+              <w:spacing w:line="240" w:lineRule="auto"/>
+              <w:ind w:firstLine="0"/>
+              <w:rPr>
+                <w:szCs w:val="24"/>
+              </w:rPr>
+            </w:pPr>
+            <w:r>
+              <w:rPr>
+                <w:color w:val="000000"/>
+                <w:szCs w:val="24"/>
+              </w:rPr>
+              <w:t>Шт.</w:t>
+            </w:r>
+          </w:p>
+        </w:tc>
+        <w:tc>
+          <w:tcPr>
+            <w:tcW w:w="709" w:type="dxa"/>
+            <w:vAlign w:val="center"/>
+          </w:tcPr>
+          <w:p>
+            <w:pPr>
+              <w:pStyle w:val="34fffa"/>
+              <w:spacing w:line="240" w:lineRule="auto"/>
+              <w:ind w:firstLine="0"/>
+              <w:rPr>
+                <w:szCs w:val="24"/>
+              </w:rPr>
+            </w:pPr>
+            <w:r>
+              <w:rPr>
+                <w:color w:val="000000"/>
+                <w:szCs w:val="24"/>
+              </w:rPr>
+              <w:t>1</w:t>
+            </w:r>
+          </w:p>
+        </w:tc>
+        <w:tc>
+          <w:tcPr>
+            <w:tcW w:w="1701" w:type="dxa"/>
+            <w:vAlign w:val="center"/>
+          </w:tcPr>
+          <w:p>
+            <w:pPr>
+              <w:pStyle w:val="34fffa"/>
+              <w:spacing w:line="240" w:lineRule="auto"/>
+              <w:ind w:firstLine="0"/>
+            </w:pPr>
+          </w:p>
+        </w:tc>
+      </w:tr>
+      <w:tr>
+        <w:tc>
+          <w:tcPr>
+            <w:tcW w:w="458" w:type="dxa"/>
+            <w:vAlign w:val="center"/>
+          </w:tcPr>
+          <w:p>
+            <w:pPr>
+              <w:pStyle w:val="34fffa"/>
+              <w:spacing w:line="240" w:lineRule="auto"/>
+              <w:ind w:firstLine="0"/>
+              <w:rPr>
+                <w:szCs w:val="24"/>
+                <w:lang w:val="en-US"/>
+              </w:rPr>
+            </w:pPr>
+            <w:r>
+              <w:rPr>
+                <w:color w:val="000000"/>
+                <w:szCs w:val="24"/>
+              </w:rPr>
+              <w:t>21</w:t>
+            </w:r>
+          </w:p>
+        </w:tc>
+        <w:tc>
+          <w:tcPr>
+            <w:tcW w:w="3081" w:type="dxa"/>
+            <w:vAlign w:val="center"/>
+          </w:tcPr>
+          <w:p>
+            <w:pPr>
+              <w:pStyle w:val="34fffa"/>
+              <w:spacing w:line="240" w:lineRule="auto"/>
+              <w:ind w:firstLine="0"/>
+              <w:rPr>
+                <w:szCs w:val="24"/>
+              </w:rPr>
+            </w:pPr>
+            <w:r>
+              <w:rPr>
+                <w:color w:val="000000"/>
+                <w:szCs w:val="24"/>
+              </w:rPr>
+              <w:t>Монитор 27’’ Full HD (1920 × 1080) 75 Гц с антибликовым покрытием</w:t>
+            </w:r>
+          </w:p>
+        </w:tc>
+        <w:tc>
+          <w:tcPr>
+            <w:tcW w:w="1418" w:type="dxa"/>
+            <w:vAlign w:val="center"/>
+          </w:tcPr>
+          <w:p>
+            <w:pPr>
+              <w:pStyle w:val="34fffa"/>
+              <w:spacing w:line="240" w:lineRule="auto"/>
+              <w:ind w:firstLine="0"/>
+              <w:rPr>
+                <w:szCs w:val="24"/>
+                <w:lang w:val="en-US"/>
+              </w:rPr>
+            </w:pPr>
+            <w:r>
+              <w:rPr>
+                <w:color w:val="000000"/>
+                <w:szCs w:val="24"/>
+              </w:rPr>
+              <w:t>B27F1</w:t>
+            </w:r>
+          </w:p>
+        </w:tc>
+        <w:tc>
+          <w:tcPr>
+            <w:tcW w:w="1984" w:type="dxa"/>
+            <w:vAlign w:val="center"/>
+          </w:tcPr>
+          <w:p>
+            <w:pPr>
+              <w:pStyle w:val="34fffa"/>
+              <w:spacing w:line="240" w:lineRule="auto"/>
+              <w:ind w:firstLine="0"/>
+              <w:jc w:val="center"/>
+              <w:rPr>
+                <w:szCs w:val="24"/>
+              </w:rPr>
+            </w:pPr>
+            <w:r>
+              <w:rPr>
+                <w:color w:val="000000"/>
+                <w:szCs w:val="24"/>
+              </w:rPr>
+              <w:t>Aquarius</w:t>
+            </w:r>
+          </w:p>
+        </w:tc>
+        <w:tc>
+          <w:tcPr>
+            <w:tcW w:w="709" w:type="dxa"/>
+            <w:vAlign w:val="center"/>
+          </w:tcPr>
+          <w:p>
+            <w:pPr>
+              <w:pStyle w:val="34fffa"/>
+              <w:spacing w:line="240" w:lineRule="auto"/>
+              <w:ind w:firstLine="0"/>
+              <w:rPr>
+                <w:szCs w:val="24"/>
+              </w:rPr>
+            </w:pPr>
+            <w:r>
+              <w:rPr>
+                <w:color w:val="000000"/>
+                <w:szCs w:val="24"/>
+              </w:rPr>
+              <w:t>Шт.</w:t>
+            </w:r>
+          </w:p>
+        </w:tc>
+        <w:tc>
+          <w:tcPr>
+            <w:tcW w:w="709" w:type="dxa"/>
+            <w:vAlign w:val="center"/>
+          </w:tcPr>
+          <w:p>
+            <w:pPr>
+              <w:pStyle w:val="34fffa"/>
+              <w:spacing w:line="240" w:lineRule="auto"/>
+              <w:ind w:firstLine="0"/>
+              <w:rPr>
+                <w:szCs w:val="24"/>
+              </w:rPr>
+            </w:pPr>
+            <w:r>
+              <w:rPr>
+                <w:color w:val="000000"/>
+                <w:szCs w:val="24"/>
+              </w:rPr>
+              <w:t>1</w:t>
+            </w:r>
+          </w:p>
+        </w:tc>
+        <w:tc>
+          <w:tcPr>
+            <w:tcW w:w="1701" w:type="dxa"/>
+            <w:vAlign w:val="center"/>
+          </w:tcPr>
+          <w:p>
+            <w:pPr>
+              <w:pStyle w:val="34fffa"/>
+              <w:spacing w:line="240" w:lineRule="auto"/>
+              <w:ind w:firstLine="0"/>
+            </w:pPr>
+          </w:p>
+        </w:tc>
+      </w:tr>
+      <w:tr>
+        <w:tc>
+          <w:tcPr>
+            <w:tcW w:w="458" w:type="dxa"/>
+            <w:vAlign w:val="center"/>
+          </w:tcPr>
+          <w:p>
+            <w:pPr>
+              <w:pStyle w:val="34fffa"/>
+              <w:spacing w:line="240" w:lineRule="auto"/>
+              <w:ind w:firstLine="0"/>
+              <w:rPr>
+                <w:szCs w:val="24"/>
+                <w:lang w:val="en-US"/>
+              </w:rPr>
+            </w:pPr>
+            <w:r>
+              <w:rPr>
+                <w:color w:val="000000"/>
+                <w:szCs w:val="24"/>
+              </w:rPr>
+              <w:t>22</w:t>
+            </w:r>
+          </w:p>
+        </w:tc>
+        <w:tc>
+          <w:tcPr>
+            <w:tcW w:w="3081" w:type="dxa"/>
+            <w:vAlign w:val="center"/>
+          </w:tcPr>
+          <w:p>
+            <w:pPr>
+              <w:pStyle w:val="34fffa"/>
+              <w:spacing w:line="240" w:lineRule="auto"/>
+              <w:ind w:firstLine="0"/>
+              <w:rPr>
+                <w:szCs w:val="24"/>
+              </w:rPr>
+            </w:pPr>
+            <w:r>
+              <w:rPr>
+                <w:color w:val="000000"/>
+                <w:szCs w:val="24"/>
+              </w:rPr>
+              <w:t xml:space="preserve">Промышленная ЭВМ </w:t>
+            </w:r>
+            <w:proofErr w:type="spellStart"/>
+            <w:r>
+              <w:rPr>
+                <w:color w:val="000000"/>
+                <w:szCs w:val="24"/>
+              </w:rPr>
+              <w:t>AdvantiX</w:t>
+            </w:r>
+            <w:proofErr w:type="spellEnd"/>
+            <w:r>
+              <w:rPr>
+                <w:color w:val="000000"/>
+                <w:szCs w:val="24"/>
+              </w:rPr>
+              <w:t xml:space="preserve"> в составе:</w:t>
+            </w:r>
+          </w:p>
+        </w:tc>
+        <w:tc>
+          <w:tcPr>
+            <w:tcW w:w="1418" w:type="dxa"/>
+            <w:vAlign w:val="center"/>
+          </w:tcPr>
+          <w:p>
+            <w:pPr>
+              <w:pStyle w:val="34fffa"/>
+              <w:spacing w:line="240" w:lineRule="auto"/>
+              <w:ind w:firstLine="0"/>
+              <w:rPr>
+                <w:szCs w:val="24"/>
+                <w:lang w:val="en-US"/>
+              </w:rPr>
+            </w:pPr>
+            <w:r>
+              <w:rPr>
+                <w:color w:val="000000"/>
+                <w:szCs w:val="24"/>
+              </w:rPr>
+              <w:t>IPC-SYS1-2</w:t>
+            </w:r>
+          </w:p>
+        </w:tc>
+        <w:tc>
+          <w:tcPr>
+            <w:tcW w:w="1984" w:type="dxa"/>
+            <w:vAlign w:val="center"/>
+          </w:tcPr>
+          <w:p>
+            <w:pPr>
+              <w:pStyle w:val="34fffa"/>
+              <w:spacing w:line="240" w:lineRule="auto"/>
+              <w:ind w:firstLine="0"/>
+              <w:jc w:val="center"/>
+              <w:rPr>
+                <w:szCs w:val="24"/>
+              </w:rPr>
+            </w:pPr>
+            <w:proofErr w:type="spellStart"/>
+            <w:r>
+              <w:rPr>
+                <w:color w:val="000000"/>
+                <w:szCs w:val="24"/>
+              </w:rPr>
+              <w:t>AdvantiX</w:t>
+            </w:r>
+            <w:proofErr w:type="spellEnd"/>
+          </w:p>
+        </w:tc>
+        <w:tc>
+          <w:tcPr>
+            <w:tcW w:w="709" w:type="dxa"/>
+            <w:vAlign w:val="center"/>
+          </w:tcPr>
+          <w:p>
+            <w:pPr>
+              <w:pStyle w:val="34fffa"/>
+              <w:spacing w:line="240" w:lineRule="auto"/>
+              <w:ind w:firstLine="0"/>
+              <w:rPr>
+                <w:szCs w:val="24"/>
+              </w:rPr>
+            </w:pPr>
+            <w:r>
+              <w:rPr>
+                <w:color w:val="000000"/>
+                <w:szCs w:val="24"/>
+              </w:rPr>
+              <w:t>Шт.</w:t>
+            </w:r>
+          </w:p>
+        </w:tc>
+        <w:tc>
+          <w:tcPr>
+            <w:tcW w:w="709" w:type="dxa"/>
+            <w:vAlign w:val="center"/>
+          </w:tcPr>
+          <w:p>
+            <w:pPr>
+              <w:pStyle w:val="34fffa"/>
+              <w:spacing w:line="240" w:lineRule="auto"/>
+              <w:ind w:firstLine="0"/>
+              <w:rPr>
+                <w:szCs w:val="24"/>
+              </w:rPr>
+            </w:pPr>
+            <w:r>
+              <w:rPr>
+                <w:color w:val="000000"/>
+                <w:szCs w:val="24"/>
+              </w:rPr>
+              <w:t>1</w:t>
+            </w:r>
+          </w:p>
+        </w:tc>
+        <w:tc>
+          <w:tcPr>
+            <w:tcW w:w="1701" w:type="dxa"/>
+            <w:vAlign w:val="center"/>
+          </w:tcPr>
+          <w:p>
+            <w:pPr>
+              <w:pStyle w:val="34fffa"/>
+              <w:spacing w:line="240" w:lineRule="auto"/>
+              <w:ind w:firstLine="0"/>
+            </w:pPr>
+          </w:p>
+        </w:tc>
+      </w:tr>
+      <w:tr>
+        <w:tc>
+          <w:tcPr>
+            <w:tcW w:w="458" w:type="dxa"/>
+            <w:vAlign w:val="center"/>
+          </w:tcPr>
+          <w:p>
+            <w:pPr>
+              <w:pStyle w:val="34fffa"/>
+              <w:spacing w:line="240" w:lineRule="auto"/>
+              <w:ind w:firstLine="0"/>
+              <w:rPr>
+                <w:szCs w:val="24"/>
+                <w:lang w:val="en-US"/>
+              </w:rPr>
+            </w:pPr>
+            <w:r>
+              <w:rPr>
+                <w:color w:val="000000"/>
+                <w:szCs w:val="24"/>
+              </w:rPr>
+              <w:t>23</w:t>
+            </w:r>
+          </w:p>
+        </w:tc>
+        <w:tc>
+          <w:tcPr>
+            <w:tcW w:w="3081" w:type="dxa"/>
+            <w:vAlign w:val="center"/>
+          </w:tcPr>
+          <w:p>
+            <w:pPr>
+              <w:pStyle w:val="34fffa"/>
+              <w:spacing w:line="240" w:lineRule="auto"/>
+              <w:ind w:firstLine="0"/>
+              <w:rPr>
+                <w:szCs w:val="24"/>
+              </w:rPr>
+            </w:pPr>
+            <w:r>
+              <w:rPr>
+                <w:color w:val="000000"/>
+                <w:szCs w:val="24"/>
+              </w:rPr>
+              <w:t>Компактный отказоустойчивый 1U сервер в составе:</w:t>
+            </w:r>
+          </w:p>
+        </w:tc>
+        <w:tc>
+          <w:tcPr>
+            <w:tcW w:w="1418" w:type="dxa"/>
+            <w:vAlign w:val="center"/>
+          </w:tcPr>
+          <w:p>
+            <w:pPr>
+              <w:pStyle w:val="34fffa"/>
+              <w:spacing w:line="240" w:lineRule="auto"/>
+              <w:ind w:firstLine="0"/>
+              <w:rPr>
+                <w:szCs w:val="24"/>
+                <w:lang w:val="en-US"/>
+              </w:rPr>
+            </w:pPr>
+            <w:r>
+              <w:rPr>
+                <w:color w:val="000000"/>
+                <w:szCs w:val="24"/>
+              </w:rPr>
+              <w:t>GS-104-E1</w:t>
+            </w:r>
+          </w:p>
+        </w:tc>
+        <w:tc>
+          <w:tcPr>
+            <w:tcW w:w="1984" w:type="dxa"/>
+            <w:vAlign w:val="center"/>
+          </w:tcPr>
+          <w:p>
+            <w:pPr>
+              <w:pStyle w:val="34fffa"/>
+              <w:spacing w:line="240" w:lineRule="auto"/>
+              <w:ind w:firstLine="0"/>
+              <w:jc w:val="center"/>
+              <w:rPr>
+                <w:szCs w:val="24"/>
+              </w:rPr>
+            </w:pPr>
+            <w:proofErr w:type="spellStart"/>
+            <w:r>
+              <w:rPr>
+                <w:color w:val="000000"/>
+                <w:szCs w:val="24"/>
+              </w:rPr>
+              <w:t>AdvantiX</w:t>
+            </w:r>
+            <w:proofErr w:type="spellEnd"/>
+          </w:p>
+        </w:tc>
+        <w:tc>
+          <w:tcPr>
+            <w:tcW w:w="709" w:type="dxa"/>
+            <w:vAlign w:val="center"/>
+          </w:tcPr>
+          <w:p>
+            <w:pPr>
+              <w:pStyle w:val="34fffa"/>
+              <w:spacing w:line="240" w:lineRule="auto"/>
+              <w:ind w:firstLine="0"/>
+              <w:rPr>
+                <w:szCs w:val="24"/>
+              </w:rPr>
+            </w:pPr>
+            <w:r>
+              <w:rPr>
+                <w:color w:val="000000"/>
+                <w:szCs w:val="24"/>
+              </w:rPr>
+              <w:t>Шт.</w:t>
+            </w:r>
+          </w:p>
+        </w:tc>
+        <w:tc>
+          <w:tcPr>
+            <w:tcW w:w="709" w:type="dxa"/>
+            <w:vAlign w:val="center"/>
+          </w:tcPr>
+          <w:p>
+            <w:pPr>
+              <w:pStyle w:val="34fffa"/>
+              <w:spacing w:line="240" w:lineRule="auto"/>
+              <w:ind w:firstLine="0"/>
+              <w:rPr>
+                <w:szCs w:val="24"/>
+              </w:rPr>
+            </w:pPr>
+            <w:r>
+              <w:rPr>
+                <w:color w:val="000000"/>
+                <w:szCs w:val="24"/>
+              </w:rPr>
+              <w:t>1</w:t>
             </w:r>
           </w:p>
         </w:tc>
